--- a/resources/a-level-business-7138-switchover/A-Level-Business-7138-The-Switchover-Pack-EDITABLE.docx
+++ b/resources/a-level-business-7138-switchover/A-Level-Business-7138-The-Switchover-Pack-EDITABLE.docx
@@ -51,7 +51,7 @@
           <w:i w:val="0"/>
           <w:sz w:val="21"/>
         </w:rPr>
-        <w:t>This pack is the new specification reduced to the things that change what you do on Monday: the dates, the shape of the course, the papers, the command words and the one change that quietly rewrites your essay teaching. It is eight pages and it takes about fifteen minutes to read.</w:t>
+        <w:t>This pack is the new specification reduced to the things that change what you do on Monday: the dates, the shape of the course, the papers, the command words and the one change that quietly rewrites your essay teaching. It is nine pages and it takes about fifteen minutes to read.</w:t>
       </w:r>
     </w:p>
     <w:p>
@@ -84,7 +84,7 @@
           <w:i w:val="0"/>
           <w:sz w:val="21"/>
         </w:rPr>
-        <w:t>filestore.aqa.org.uk → Business → AS and A-level Business 7137, 7138 specification. The direct link is on page 8.</w:t>
+        <w:t>filestore.aqa.org.uk → Business → AS and A-level Business 7137, 7138 specification. The direct link is on page 9.</w:t>
       </w:r>
     </w:p>
     <w:p>
@@ -310,7 +310,7 @@
                 <w:i w:val="0"/>
                 <w:sz w:val="19"/>
               </w:rPr>
-              <w:t>What your existing 7132 material still does, and what it no longer does.</w:t>
+              <w:t>Sophisticated concepts, the part of 7138 with no equivalent on 7132.</w:t>
             </w:r>
           </w:p>
         </w:tc>
@@ -344,6 +344,40 @@
                 <w:i w:val="0"/>
                 <w:sz w:val="19"/>
               </w:rPr>
+              <w:t>What your existing 7132 material still does, and what it no longer does.</w:t>
+            </w:r>
+          </w:p>
+        </w:tc>
+      </w:tr>
+      <w:tr>
+        <w:tc>
+          <w:tcPr>
+            <w:tcW w:type="dxa" w:w="4986"/>
+          </w:tcPr>
+          <w:p>
+            <w:r/>
+            <w:r>
+              <w:rPr>
+                <w:b/>
+                <w:i w:val="0"/>
+                <w:sz w:val="19"/>
+              </w:rPr>
+              <w:t>Page 9</w:t>
+            </w:r>
+          </w:p>
+        </w:tc>
+        <w:tc>
+          <w:tcPr>
+            <w:tcW w:type="dxa" w:w="4986"/>
+          </w:tcPr>
+          <w:p>
+            <w:r/>
+            <w:r>
+              <w:rPr>
+                <w:b w:val="0"/>
+                <w:i w:val="0"/>
+                <w:sz w:val="19"/>
+              </w:rPr>
               <w:t>A department checklist, and how to check this pack against AQA yourself.</w:t>
             </w:r>
           </w:p>
@@ -362,7 +396,7 @@
           <w:color w:val="0B3D2E"/>
           <w:sz w:val="28"/>
         </w:rPr>
-        <w:t>The whole thing in five sentences</w:t>
+        <w:t>The whole thing in six sentences</w:t>
       </w:r>
     </w:p>
     <w:p>
@@ -428,6 +462,19 @@
           <w:sz w:val="21"/>
         </w:rPr>
         <w:t>The nine mark question used to be Analyse with no judgement credited. It is now Assess, and AQA writes that it requires one.</w:t>
+      </w:r>
+    </w:p>
+    <w:p>
+      <w:pPr>
+        <w:pStyle w:val="ListBullet"/>
+      </w:pPr>
+      <w:r>
+        <w:rPr>
+          <w:b w:val="0"/>
+          <w:i w:val="0"/>
+          <w:sz w:val="21"/>
+        </w:rPr>
+        <w:t>And there is a new category of credit, sophisticated concepts, which every 15 mark question rewards.</w:t>
       </w:r>
     </w:p>
     <w:p>
@@ -930,7 +977,7 @@
           <w:i w:val="0"/>
           <w:sz w:val="21"/>
         </w:rPr>
-        <w:t>AQA describes the AS, 7137, as a stand-alone qualification designed to be taken over one or two years, and the A-level, 7138, as designed over two. The AS is available from May or June 2027, so a Year 12 starting this September could sit it at the end of the year.</w:t>
+        <w:t>AQA writes that the AS, 7137, is designed to be taken over one or two years and the A-level, 7138, over two, with all assessments at the end of the course in both cases. The AS is available from May or June 2027, so a Year 12 starting this September could sit it at the end of the year.</w:t>
       </w:r>
     </w:p>
     <w:p>
@@ -1728,7 +1775,7 @@
                 <w:i w:val="0"/>
                 <w:sz w:val="19"/>
               </w:rPr>
-              <w:t>Business and society, the external environment and strategy</w:t>
+              <w:t>Business and society, business and the external environment and business strategy</w:t>
             </w:r>
           </w:p>
         </w:tc>
@@ -2551,7 +2598,7 @@
                 <w:i w:val="0"/>
                 <w:sz w:val="19"/>
               </w:rPr>
-              <w:t>140</w:t>
+              <w:t>160</w:t>
             </w:r>
           </w:p>
         </w:tc>
@@ -2561,6 +2608,14 @@
           </w:tcPr>
           <w:p>
             <w:r/>
+            <w:r>
+              <w:rPr>
+                <w:b w:val="0"/>
+                <w:i w:val="0"/>
+                <w:sz w:val="19"/>
+              </w:rPr>
+              <w:t>Each paper scales at x1</w:t>
+            </w:r>
           </w:p>
         </w:tc>
       </w:tr>
@@ -3882,7 +3937,7 @@
           <w:i w:val="0"/>
           <w:sz w:val="23"/>
         </w:rPr>
-        <w:t>A piece of arithmetic, clearly labelled Our view</w:t>
+        <w:t>What the five questions are worth, as far as it can be known</w:t>
       </w:r>
     </w:p>
     <w:p>
@@ -3892,7 +3947,7 @@
           <w:i w:val="0"/>
           <w:sz w:val="21"/>
         </w:rPr>
-        <w:t>AQA does not print which five questions make up the 45 marks after each case study. What it does print is that each case study is followed by five compulsory questions worth 45 marks in total, and that at A-level the available tariffs are 6, 9 and 15.</w:t>
+        <w:t>AQA does not print the split. It prints that each case study is followed by five compulsory questions worth 45 marks in total, that the A-level tariffs are 6, 9 and 15, and, in section 4.6.2, that the sample assessment materials contain a 15 mark question numbered 2.5.</w:t>
       </w:r>
     </w:p>
     <w:p>
@@ -3902,7 +3957,7 @@
           <w:i w:val="0"/>
           <w:sz w:val="21"/>
         </w:rPr>
-        <w:t xml:space="preserve">If those are the only tariffs used, only two sets of five add up to 45: </w:t>
+        <w:t xml:space="preserve">Our view Put those together. Only two sets of five from 6, 9 and 15 reach 45: </w:t>
       </w:r>
       <w:r>
         <w:rPr>
@@ -3918,7 +3973,7 @@
           <w:i w:val="0"/>
           <w:sz w:val="21"/>
         </w:rPr>
-        <w:t xml:space="preserve"> or </w:t>
+        <w:t xml:space="preserve"> and </w:t>
       </w:r>
       <w:r>
         <w:rPr>
@@ -3934,7 +3989,33 @@
           <w:i w:val="0"/>
           <w:sz w:val="21"/>
         </w:rPr>
-        <w:t>. That is arithmetic from AQA's table, not a statement by AQA about the paper, and a calculation question with some other tariff would break it. The specimen papers settle it. Until they do, do not tell a class what the paper looks like.</w:t>
+        <w:t xml:space="preserve">. Question 2.5 is the fifth question of the second case study and it is worth 15, so that case study cannot be all nines. It is </w:t>
+      </w:r>
+      <w:r>
+        <w:rPr>
+          <w:b/>
+          <w:i w:val="0"/>
+          <w:sz w:val="21"/>
+        </w:rPr>
+        <w:t>6, 6, 9, 9, 15</w:t>
+      </w:r>
+      <w:r>
+        <w:rPr>
+          <w:b w:val="0"/>
+          <w:i w:val="0"/>
+          <w:sz w:val="21"/>
+        </w:rPr>
+        <w:t>.</w:t>
+      </w:r>
+    </w:p>
+    <w:p>
+      <w:r>
+        <w:rPr>
+          <w:b w:val="0"/>
+          <w:i w:val="0"/>
+          <w:sz w:val="21"/>
+        </w:rPr>
+        <w:t>That is our arithmetic on AQA's numbers, not a statement by AQA. It is proved for one case study, not for all six, and a question with a tariff outside the command word table would break it. Download the sample assessment materials and settle it properly in a minute.</w:t>
       </w:r>
     </w:p>
     <w:p>
@@ -3957,17 +4038,7 @@
           <w:i w:val="0"/>
           <w:sz w:val="21"/>
         </w:rPr>
-        <w:t>A 25 mark essay and a 15 mark evaluation are not the same task written at different lengths. The 25 rewarded a student who could build several strands and hold a line of argument across a page and a half. The 15 rewards a student who can take two options, weigh them properly and land a recommendation, in far less space. On the evidence of the specification, the second is a tighter skill, not a smaller one.</w:t>
-      </w:r>
-    </w:p>
-    <w:p>
-      <w:r>
-        <w:rPr>
-          <w:b w:val="0"/>
-          <w:i w:val="0"/>
-          <w:sz w:val="21"/>
-        </w:rPr>
-        <w:t>The thinking you already teach transfers. The writing shape does not. Somebody in your department will spend the autumn term rewriting model answers, and it is worth deciding now who.</w:t>
+        <w:t>A 25 mark essay and a 15 mark evaluation are not the same task at different lengths. The 25 rewarded a student who could build several strands and hold an argument across a page and a half. The 15 rewards one who can take two options, weigh them and land a recommendation in far less space. That is a tighter skill, not a smaller one. The thinking you already teach transfers; the writing shape does not.</w:t>
       </w:r>
     </w:p>
     <w:p>
@@ -4139,7 +4210,7 @@
                 <w:i w:val="0"/>
                 <w:sz w:val="19"/>
               </w:rPr>
-              <w:t>This is the safe default for 2026/27, and it needs a label on the folder, not a decision</w:t>
+              <w:t>The safe default for 2026/27, and it needs a label on the folder, not a decision</w:t>
             </w:r>
           </w:p>
         </w:tc>
@@ -4173,7 +4244,7 @@
                 <w:i w:val="0"/>
                 <w:sz w:val="19"/>
               </w:rPr>
-              <w:t>Real work, one essay at a time</w:t>
+              <w:t>Real work, one at a time</w:t>
             </w:r>
           </w:p>
         </w:tc>
@@ -4189,7 +4260,7 @@
                 <w:i w:val="0"/>
                 <w:sz w:val="19"/>
               </w:rPr>
-              <w:t>When you have seen the 7138 specimen papers and know what a 15 mark stem looks like. Not before</w:t>
+              <w:t>With the sample assessment materials open beside you, so you cut towards a real stem</w:t>
             </w:r>
           </w:p>
         </w:tc>
@@ -4216,7 +4287,425 @@
           <w:i w:val="0"/>
           <w:sz w:val="21"/>
         </w:rPr>
-        <w:t xml:space="preserve"> Specification section 2 for the question counts, section 4.4 for the tariffs, section 4.5 for what AQA says the 15 mark questions assess.</w:t>
+        <w:t xml:space="preserve"> Specification section 2 for the question counts, 4.4 for the tariffs, 4.6.2 for the sample assessment question numbers.</w:t>
+      </w:r>
+    </w:p>
+    <w:p>
+      <w:r>
+        <w:br w:type="page"/>
+      </w:r>
+    </w:p>
+    <w:p>
+      <w:pPr>
+        <w:spacing w:before="200"/>
+      </w:pPr>
+      <w:r>
+        <w:rPr>
+          <w:b/>
+          <w:i w:val="0"/>
+          <w:color w:val="0B3D2E"/>
+          <w:sz w:val="28"/>
+        </w:rPr>
+        <w:t>The part of 7138 that has no equivalent on 7132</w:t>
+      </w:r>
+    </w:p>
+    <w:p>
+      <w:r>
+        <w:rPr>
+          <w:b w:val="0"/>
+          <w:i w:val="0"/>
+          <w:sz w:val="21"/>
+        </w:rPr>
+        <w:t xml:space="preserve">7138 adds a category of credit called </w:t>
+      </w:r>
+      <w:r>
+        <w:rPr>
+          <w:b/>
+          <w:i w:val="0"/>
+          <w:sz w:val="21"/>
+        </w:rPr>
+        <w:t>sophisticated concepts</w:t>
+      </w:r>
+      <w:r>
+        <w:rPr>
+          <w:b w:val="0"/>
+          <w:i w:val="0"/>
+          <w:sz w:val="21"/>
+        </w:rPr>
+        <w:t>, set out in Annex 8 of the specification. It is the one thing in the new course that your existing material cannot cover by accident, because it did not exist before.</w:t>
+      </w:r>
+    </w:p>
+    <w:p>
+      <w:pPr>
+        <w:ind w:left="397"/>
+      </w:pPr>
+      <w:r>
+        <w:rPr>
+          <w:b w:val="0"/>
+          <w:i w:val="0"/>
+          <w:sz w:val="18"/>
+        </w:rPr>
+        <w:t>AQA 7137 and 7138 specification, Annex: Sophisticated concepts</w:t>
+      </w:r>
+    </w:p>
+    <w:p>
+      <w:pPr>
+        <w:spacing w:before="160"/>
+      </w:pPr>
+      <w:r>
+        <w:rPr>
+          <w:b/>
+          <w:i w:val="0"/>
+          <w:sz w:val="23"/>
+        </w:rPr>
+        <w:t>Three sentences that decide how you teach this</w:t>
+      </w:r>
+    </w:p>
+    <w:p>
+      <w:pPr>
+        <w:pStyle w:val="ListBullet"/>
+      </w:pPr>
+      <w:r>
+        <w:rPr>
+          <w:b w:val="0"/>
+          <w:i w:val="0"/>
+          <w:sz w:val="21"/>
+        </w:rPr>
+        <w:t xml:space="preserve">AQA writes that </w:t>
+      </w:r>
+      <w:r>
+        <w:rPr>
+          <w:b/>
+          <w:i w:val="0"/>
+          <w:sz w:val="21"/>
+        </w:rPr>
+        <w:t>all 15 mark questions award the use of sophisticated concepts</w:t>
+      </w:r>
+      <w:r>
+        <w:rPr>
+          <w:b w:val="0"/>
+          <w:i w:val="0"/>
+          <w:sz w:val="21"/>
+        </w:rPr>
+        <w:t>, and that accurate use will be credited.</w:t>
+      </w:r>
+    </w:p>
+    <w:p>
+      <w:pPr>
+        <w:pStyle w:val="ListBullet"/>
+      </w:pPr>
+      <w:r>
+        <w:rPr>
+          <w:b w:val="0"/>
+          <w:i w:val="0"/>
+          <w:sz w:val="21"/>
+        </w:rPr>
+        <w:t xml:space="preserve">It is </w:t>
+      </w:r>
+      <w:r>
+        <w:rPr>
+          <w:b/>
+          <w:i w:val="0"/>
+          <w:sz w:val="21"/>
+        </w:rPr>
+        <w:t>identified as a typical characteristic of a Level 5 response</w:t>
+      </w:r>
+      <w:r>
+        <w:rPr>
+          <w:b w:val="0"/>
+          <w:i w:val="0"/>
+          <w:sz w:val="21"/>
+        </w:rPr>
+        <w:t>, which also tells you the 15 mark grid runs to five levels.</w:t>
+      </w:r>
+    </w:p>
+    <w:p>
+      <w:pPr>
+        <w:pStyle w:val="ListBullet"/>
+      </w:pPr>
+      <w:r>
+        <w:rPr>
+          <w:b w:val="0"/>
+          <w:i w:val="0"/>
+          <w:sz w:val="21"/>
+        </w:rPr>
+        <w:t xml:space="preserve">But: </w:t>
+      </w:r>
+      <w:r>
+        <w:rPr>
+          <w:b/>
+          <w:i w:val="0"/>
+          <w:sz w:val="21"/>
+        </w:rPr>
+        <w:t>where the use of sophisticated concepts is demonstrated in any response, the impact on the quality of analysis will be recognised.</w:t>
+      </w:r>
+      <w:r>
+        <w:rPr>
+          <w:b w:val="0"/>
+          <w:i w:val="0"/>
+          <w:sz w:val="21"/>
+        </w:rPr>
+        <w:t xml:space="preserve"> It is not gated to the top band.</w:t>
+      </w:r>
+    </w:p>
+    <w:p>
+      <w:pPr>
+        <w:spacing w:before="160"/>
+      </w:pPr>
+      <w:r>
+        <w:rPr>
+          <w:b/>
+          <w:i w:val="0"/>
+          <w:sz w:val="23"/>
+        </w:rPr>
+        <w:t>AQA's own list, by category</w:t>
+      </w:r>
+    </w:p>
+    <w:tbl>
+      <w:tblPr>
+        <w:tblStyle w:val="TableGrid"/>
+        <w:tblW w:type="auto" w:w="0"/>
+        <w:tblLook w:firstColumn="1" w:firstRow="1" w:lastColumn="0" w:lastRow="0" w:noHBand="0" w:noVBand="1" w:val="04A0"/>
+      </w:tblPr>
+      <w:tblGrid>
+        <w:gridCol w:w="4986"/>
+        <w:gridCol w:w="4986"/>
+      </w:tblGrid>
+      <w:tr>
+        <w:tc>
+          <w:tcPr>
+            <w:tcW w:type="dxa" w:w="4986"/>
+          </w:tcPr>
+          <w:p>
+            <w:r/>
+            <w:r>
+              <w:rPr>
+                <w:b/>
+                <w:i w:val="0"/>
+                <w:sz w:val="19"/>
+              </w:rPr>
+              <w:t>Category</w:t>
+            </w:r>
+          </w:p>
+        </w:tc>
+        <w:tc>
+          <w:tcPr>
+            <w:tcW w:type="dxa" w:w="4986"/>
+          </w:tcPr>
+          <w:p>
+            <w:r/>
+            <w:r>
+              <w:rPr>
+                <w:b/>
+                <w:i w:val="0"/>
+                <w:sz w:val="19"/>
+              </w:rPr>
+              <w:t>What is on the list</w:t>
+            </w:r>
+          </w:p>
+        </w:tc>
+      </w:tr>
+      <w:tr>
+        <w:tc>
+          <w:tcPr>
+            <w:tcW w:type="dxa" w:w="4986"/>
+          </w:tcPr>
+          <w:p>
+            <w:r/>
+            <w:r>
+              <w:rPr>
+                <w:b/>
+                <w:i w:val="0"/>
+                <w:sz w:val="19"/>
+              </w:rPr>
+              <w:t>Models and frameworks</w:t>
+            </w:r>
+            <w:r>
+              <w:rPr>
+                <w:b w:val="0"/>
+                <w:i w:val="0"/>
+                <w:sz w:val="19"/>
+              </w:rPr>
+              <w:t xml:space="preserve"> / 13 items</w:t>
+            </w:r>
+          </w:p>
+        </w:tc>
+        <w:tc>
+          <w:tcPr>
+            <w:tcW w:type="dxa" w:w="4986"/>
+          </w:tcPr>
+          <w:p>
+            <w:r/>
+            <w:r>
+              <w:rPr>
+                <w:b w:val="0"/>
+                <w:i w:val="0"/>
+                <w:sz w:val="19"/>
+              </w:rPr>
+              <w:t>Market mapping. Product life cycle. Boston Matrix. Network analysis, including float and critical path. Hackman's model of team effectiveness. Ansoff Matrix. SWOT. Stakeholder mapping, power against interest. Porter's Five Forces. Triple Bottom Line. Carroll's CSR pyramid. Lewin's force field analysis. Kotter and Schlesinger on resistance to change.</w:t>
+            </w:r>
+          </w:p>
+        </w:tc>
+      </w:tr>
+      <w:tr>
+        <w:tc>
+          <w:tcPr>
+            <w:tcW w:type="dxa" w:w="4986"/>
+          </w:tcPr>
+          <w:p>
+            <w:r/>
+            <w:r>
+              <w:rPr>
+                <w:b/>
+                <w:i w:val="0"/>
+                <w:sz w:val="19"/>
+              </w:rPr>
+              <w:t>Theorists</w:t>
+            </w:r>
+            <w:r>
+              <w:rPr>
+                <w:b w:val="0"/>
+                <w:i w:val="0"/>
+                <w:sz w:val="19"/>
+              </w:rPr>
+              <w:t xml:space="preserve"> / 3 items</w:t>
+            </w:r>
+          </w:p>
+        </w:tc>
+        <w:tc>
+          <w:tcPr>
+            <w:tcW w:type="dxa" w:w="4986"/>
+          </w:tcPr>
+          <w:p>
+            <w:r/>
+            <w:r>
+              <w:rPr>
+                <w:b w:val="0"/>
+                <w:i w:val="0"/>
+                <w:sz w:val="19"/>
+              </w:rPr>
+              <w:t>Taylor. Maslow. Herzberg.</w:t>
+            </w:r>
+          </w:p>
+        </w:tc>
+      </w:tr>
+      <w:tr>
+        <w:tc>
+          <w:tcPr>
+            <w:tcW w:type="dxa" w:w="4986"/>
+          </w:tcPr>
+          <w:p>
+            <w:r/>
+            <w:r>
+              <w:rPr>
+                <w:b/>
+                <w:i w:val="0"/>
+                <w:sz w:val="19"/>
+              </w:rPr>
+              <w:t>Financial concepts</w:t>
+            </w:r>
+            <w:r>
+              <w:rPr>
+                <w:b w:val="0"/>
+                <w:i w:val="0"/>
+                <w:sz w:val="19"/>
+              </w:rPr>
+              <w:t xml:space="preserve"> / 22 items</w:t>
+            </w:r>
+          </w:p>
+        </w:tc>
+        <w:tc>
+          <w:tcPr>
+            <w:tcW w:type="dxa" w:w="4986"/>
+          </w:tcPr>
+          <w:p>
+            <w:r/>
+            <w:r>
+              <w:rPr>
+                <w:b w:val="0"/>
+                <w:i w:val="0"/>
+                <w:sz w:val="19"/>
+              </w:rPr>
+              <w:t>Profitability: gross, operating and profit for the year with their margins, ROCE, return on investment, return on marketing spend. Liquidity: current ratio, acid test. Efficiency: payables days, receivables days, inventory turnover, employee costs as a percentage of revenue. Then dividends and dividend yield, market share, gearing, cash flow forecasting, contribution and contribution per unit, break-even output, margin of safety, budget variance, ARR and NPV.</w:t>
+            </w:r>
+          </w:p>
+        </w:tc>
+      </w:tr>
+      <w:tr>
+        <w:tc>
+          <w:tcPr>
+            <w:tcW w:type="dxa" w:w="4986"/>
+          </w:tcPr>
+          <w:p>
+            <w:r/>
+            <w:r>
+              <w:rPr>
+                <w:b/>
+                <w:i w:val="0"/>
+                <w:sz w:val="19"/>
+              </w:rPr>
+              <w:t>Analytical concepts</w:t>
+            </w:r>
+            <w:r>
+              <w:rPr>
+                <w:b w:val="0"/>
+                <w:i w:val="0"/>
+                <w:sz w:val="19"/>
+              </w:rPr>
+              <w:t xml:space="preserve"> / 8 items</w:t>
+            </w:r>
+          </w:p>
+        </w:tc>
+        <w:tc>
+          <w:tcPr>
+            <w:tcW w:type="dxa" w:w="4986"/>
+          </w:tcPr>
+          <w:p>
+            <w:r/>
+            <w:r>
+              <w:rPr>
+                <w:b w:val="0"/>
+                <w:i w:val="0"/>
+                <w:sz w:val="19"/>
+              </w:rPr>
+              <w:t>Price and income elasticity of demand. Correlation, strong or weak and positive or negative. Labour productivity. Capacity utilisation. Opportunity cost. Economies of scale. Stakeholder against shareholder approaches.</w:t>
+            </w:r>
+          </w:p>
+        </w:tc>
+      </w:tr>
+    </w:tbl>
+    <w:p/>
+    <w:p>
+      <w:r>
+        <w:rPr>
+          <w:b w:val="0"/>
+          <w:i w:val="0"/>
+          <w:sz w:val="21"/>
+        </w:rPr>
+        <w:t>Our view Most of this is already in your teaching. What is new is that a student gets credit for reaching for one when the question did not ask. That is a habit, not a topic, and it is built by asking "what else does this let you say" every time a 15 mark answer is planned, not by adding a lesson called Sophisticated Concepts.</w:t>
+      </w:r>
+    </w:p>
+    <w:p>
+      <w:r>
+        <w:t>______________________________________________________________</w:t>
+      </w:r>
+    </w:p>
+    <w:p>
+      <w:r>
+        <w:rPr>
+          <w:b/>
+          <w:i w:val="0"/>
+          <w:sz w:val="21"/>
+        </w:rPr>
+        <w:t>Where to look.</w:t>
+      </w:r>
+      <w:r>
+        <w:rPr>
+          <w:b w:val="0"/>
+          <w:i w:val="0"/>
+          <w:sz w:val="21"/>
+        </w:rPr>
+        <w:t xml:space="preserve"> Specification Annex 8, Sophisticated concepts, near the back. The rule that all 15 mark questions credit them is in section 4.6, Synoptic assessment.</w:t>
       </w:r>
     </w:p>
     <w:p>
@@ -4473,7 +4962,7 @@
           <w:i w:val="0"/>
           <w:sz w:val="21"/>
         </w:rPr>
-        <w:t xml:space="preserve"> Question order, the split of the 45 marks, how AQA words a 15 mark Evaluate stem. None of that is published in the specification. Specimen papers are the source, not other people's summaries.</w:t>
+        <w:t xml:space="preserve"> Question order, the split of the 45 marks, how AQA words a 15 mark Evaluate stem. None of that is in the specification. AQA's sample assessment materials are the source, and the specification quotes their question numbers, so they are published. Read those, not other people's summaries.</w:t>
       </w:r>
     </w:p>
     <w:p>
@@ -4540,7 +5029,7 @@
           <w:i w:val="0"/>
           <w:sz w:val="21"/>
         </w:rPr>
-        <w:t xml:space="preserve"> Good. It is a starting list for a department meeting, not a ruling. The facts on pages 2 to 6 are AQA's and are worth arguing about only with the specification open.</w:t>
+        <w:t xml:space="preserve"> Good. It is a starting list for a department meeting, not a ruling. The facts on pages 2 to 7 are AQA's and are worth arguing about only with the specification open.</w:t>
       </w:r>
     </w:p>
     <w:p>
@@ -4643,7 +5132,20 @@
           <w:i w:val="0"/>
           <w:sz w:val="21"/>
         </w:rPr>
-        <w:t>Rewrite the command word poster. Five words at A-level, three of them in use.</w:t>
+        <w:t>Rewrite the command word poster. Five words, three of them in use at A-level.</w:t>
+      </w:r>
+    </w:p>
+    <w:p>
+      <w:pPr>
+        <w:pStyle w:val="ListBullet"/>
+      </w:pPr>
+      <w:r>
+        <w:rPr>
+          <w:b w:val="0"/>
+          <w:i w:val="0"/>
+          <w:sz w:val="21"/>
+        </w:rPr>
+        <w:t>Decide who owns sophisticated concepts, and put Annex 8 in front of the whole department.</w:t>
       </w:r>
     </w:p>
     <w:p>
@@ -4682,7 +5184,7 @@
           <w:i w:val="0"/>
           <w:sz w:val="21"/>
         </w:rPr>
-        <w:t>Diary a check for the 7138 specimen papers and mark schemes, and read the mark schemes before the papers.</w:t>
+        <w:t>Download the 7138 sample assessment materials and mark schemes, and read the mark schemes before the papers.</w:t>
       </w:r>
     </w:p>
     <w:p>

--- a/resources/a-level-business-7138-switchover/A-Level-Business-7138-The-Switchover-Pack-EDITABLE.docx
+++ b/resources/a-level-business-7138-switchover/A-Level-Business-7138-The-Switchover-Pack-EDITABLE.docx
@@ -409,7 +409,7 @@
           <w:i w:val="0"/>
           <w:sz w:val="21"/>
         </w:rPr>
-        <w:t>Ten numbered sections become three units, and the A-level only material now sits inside them instead of after them.</w:t>
+        <w:t>Ten numbered sections become three units, and the whole of the third unit is A-level only.</w:t>
       </w:r>
     </w:p>
     <w:p>
@@ -1049,7 +1049,7 @@
           <w:i w:val="0"/>
           <w:sz w:val="21"/>
         </w:rPr>
-        <w:t>This is the change your scheme of work feels first. On 7132 the content ran as ten sections, 3.1 to 3.10, with 3.7 to 3.10 marked A-level only. On 7138 it is three units, and the A-level only material sits inside them rather than after them.</w:t>
+        <w:t>This is the change your scheme of work feels first. On 7132 the content ran as ten sections, 3.1 to 3.10, with 3.7 to 3.10 marked A-level only. On 7138 it is three units, and AQA marks the whole of Unit 3.3 A-level only.</w:t>
       </w:r>
     </w:p>
     <w:p>
@@ -1775,7 +1775,15 @@
                 <w:i w:val="0"/>
                 <w:sz w:val="19"/>
               </w:rPr>
-              <w:t>Business and society, business and the external environment and business strategy</w:t>
+              <w:t>Business and society, business and the external environment, and business strategy</w:t>
+            </w:r>
+            <w:r>
+              <w:rPr>
+                <w:b w:val="0"/>
+                <w:i w:val="0"/>
+                <w:sz w:val="19"/>
+              </w:rPr>
+              <w:t xml:space="preserve"> (A-level only)</w:t>
             </w:r>
           </w:p>
         </w:tc>
@@ -1956,7 +1964,17 @@
           <w:i w:val="0"/>
           <w:sz w:val="21"/>
         </w:rPr>
-        <w:t xml:space="preserve"> Both specifications have a section called Financial management: on 7132 it is 3.5, the fifth of ten, and on 7138 it is 3.1.4, inside the first unit. And the A-level only material is no longer a block at the end. On 7132 it was four whole sections after everything else; on 7138 it is 3.3.3, 3.3.4 and 3.2.3, spread through two units. Our view If your Year 13 was built as "now we do strategy", that shape is gone.</w:t>
+        <w:t xml:space="preserve"> Both specifications have a section called Financial management: on 7132 it is 3.5, the fifth of ten, and on 7138 it is 3.1.4, inside the first unit. And the A-level only material is still a block at the end, but it has grown. On 7132 it was four sections that were all strategy. On 7138 it is the whole of Unit 3.3, which puts business and society and the external environment alongside strategy and change, and there is now one more A-level only section, 3.2.3, sitting inside Unit 2.</w:t>
+      </w:r>
+    </w:p>
+    <w:p>
+      <w:r>
+        <w:rPr>
+          <w:b w:val="0"/>
+          <w:i w:val="0"/>
+          <w:sz w:val="21"/>
+        </w:rPr>
+        <w:t>Our view The two year shape survives, so your Year 13 can still be the A-level only year. What moves is what that year contains: it is no longer four flavours of strategy.</w:t>
       </w:r>
     </w:p>
     <w:p>
@@ -1979,7 +1997,7 @@
           <w:i w:val="0"/>
           <w:sz w:val="21"/>
         </w:rPr>
-        <w:t xml:space="preserve"> 7138 subject content, sections 3.1 to 3.3. The A-level only material is flagged in the specification at the point where it occurs, which is why 3.2.3 above carries the label and 3.2.1 does not.</w:t>
+        <w:t xml:space="preserve"> 7138 subject content, sections 3.1 to 3.3. AQA prints "(A-level only)" on the Unit 3.3 heading itself and "(A-level)" on section 3.2.3. Nothing in Units 3.1 and 3.2 carries a label otherwise, and the AS papers assess only those two units.</w:t>
       </w:r>
     </w:p>
     <w:p>
@@ -2240,7 +2258,7 @@
                 <w:i w:val="0"/>
                 <w:sz w:val="19"/>
               </w:rPr>
-              <w:t>Unit 3.3, with links to Units 3.1 and 3.2</w:t>
+              <w:t>Unit 3.3, A-level only, with links to Units 3.1 and 3.2</w:t>
             </w:r>
           </w:p>
         </w:tc>
@@ -2652,7 +2670,7 @@
           <w:i w:val="0"/>
           <w:sz w:val="21"/>
         </w:rPr>
-        <w:t xml:space="preserve"> There is no paper of standalone essays. If your Year 12 cannot read a case study and find the relevant number in it, that is now a problem on all three papers, not one.</w:t>
+        <w:t xml:space="preserve"> There is no paper of standalone essays, so a Year 12 who cannot read a case study and find the number in it has a problem on all three.</w:t>
       </w:r>
     </w:p>
     <w:p>
@@ -2686,7 +2704,7 @@
           <w:i w:val="0"/>
           <w:sz w:val="21"/>
         </w:rPr>
-        <w:t>Paper 3 is the synoptic one.</w:t>
+        <w:t>Paper 3 is the synoptic one, and Unit 3.3 is A-level only.</w:t>
       </w:r>
       <w:r>
         <w:rPr>
@@ -2694,7 +2712,7 @@
           <w:i w:val="0"/>
           <w:sz w:val="21"/>
         </w:rPr>
-        <w:t xml:space="preserve"> AQA writes that synopticity is especially relevant in AS paper 2 and A-level paper 3, and that in Paper 3 extended responses take a strategic view, asking learners to solve a business problem or recommend a course of action to achieve a specific outcome.</w:t>
+        <w:t xml:space="preserve"> AQA writes that synopticity is especially relevant in AS paper 2 and A-level paper 3, and that Paper 3's extended responses take a strategic view.</w:t>
       </w:r>
     </w:p>
     <w:p>
@@ -2970,7 +2988,7 @@
           <w:i w:val="0"/>
           <w:sz w:val="21"/>
         </w:rPr>
-        <w:t>AO3, analysis, is the largest single objective and it is identical on all three papers. At AS the split is different: AO1 32.5, AO2 27.5, AO3 20, AO4 20.</w:t>
+        <w:t>AO3, analysis, is the largest single objective and it is identical on all three papers. The AS split is different and is on page 2.</w:t>
       </w:r>
     </w:p>
     <w:p>
@@ -2993,7 +3011,7 @@
           <w:i w:val="0"/>
           <w:sz w:val="21"/>
         </w:rPr>
-        <w:t xml:space="preserve"> Specification section 2 for the paper tables, section 4.2 and 4.3 for the assessment objective weightings and the scaling, section 4.6 for synoptic assessment.</w:t>
+        <w:t xml:space="preserve"> Specification section 2 for the paper tables, 4.2 and 4.3 for the weightings and the scaling, 4.6 for synoptic assessment.</w:t>
       </w:r>
     </w:p>
     <w:p>

--- a/resources/a-level-business-7138-switchover/A-Level-Business-7138-The-Switchover-Pack-EDITABLE.docx
+++ b/resources/a-level-business-7138-switchover/A-Level-Business-7138-The-Switchover-Pack-EDITABLE.docx
@@ -84,7 +84,7 @@
           <w:i w:val="0"/>
           <w:sz w:val="21"/>
         </w:rPr>
-        <w:t>filestore.aqa.org.uk → Business → AS and A-level Business 7137, 7138 specification. The direct link is on page 9.</w:t>
+        <w:t>aqa.org.uk/7138 → the specification, printed on every page of the document itself. The source table is on page 9.</w:t>
       </w:r>
     </w:p>
     <w:p>
@@ -919,6 +919,19 @@
         <w:rPr>
           <w:b w:val="0"/>
           <w:i w:val="0"/>
+          <w:sz w:val="21"/>
+        </w:rPr>
+        <w:t xml:space="preserve">Assessments and certification for the AS specification are available for the first time in May/June 2027 and then every May/June for the life of the specification. Assessments and certification for the A-level specification are available for the first time in May/June 2028 and then every May/June for the life of the specification.</w:t>
+      </w:r>
+    </w:p>
+    <w:p>
+      <w:pPr>
+        <w:ind w:left="397"/>
+      </w:pPr>
+      <w:r>
+        <w:rPr>
+          <w:b w:val="0"/>
+          <w:i w:val="0"/>
           <w:sz w:val="18"/>
         </w:rPr>
         <w:t>AQA 7137 and 7138 specification, section 4, Scheme of assessment</w:t>
@@ -1020,7 +1033,7 @@
           <w:i w:val="0"/>
           <w:sz w:val="21"/>
         </w:rPr>
-        <w:t xml:space="preserve"> Open the 7137 and 7138 specification and go to section 4, Scheme of assessment. The first paragraph carries all four dates above.</w:t>
+        <w:t xml:space="preserve"> Open the 7137 and 7138 specification, section 4: its opening carries the two assessment dates. First teaching is on the cover, and the 7132 end date is on the AQA 7132 page.</w:t>
       </w:r>
     </w:p>
     <w:p>
@@ -1964,7 +1977,7 @@
           <w:i w:val="0"/>
           <w:sz w:val="21"/>
         </w:rPr>
-        <w:t xml:space="preserve"> Both specifications have a section called Financial management: on 7132 it is 3.5, the fifth of ten, and on 7138 it is 3.1.4, inside the first unit. And the A-level only material is still a block at the end, but it has grown. On 7132 it was four sections that were all strategy. On 7138 it is the whole of Unit 3.3, which puts business and society and the external environment alongside strategy and change, and there is now one more A-level only section, 3.2.3, sitting inside Unit 2.</w:t>
+        <w:t xml:space="preserve"> Both specifications have a section called Financial management: on 7132 it is 3.5, the fifth of ten, and on 7138 it is 3.1.4, inside the first unit. And the A-level only material is still a block at the end, but it has grown. On 7132 it was four sections that were all strategy. On 7138 it is the whole of Unit 3.3, which puts business and society and the external environment alongside strategy and change, and five further (A-level only) rows sit inside Units 3.1 and 3.2, from international marketing to ethics, plus 3.2.3.</w:t>
       </w:r>
     </w:p>
     <w:p>
@@ -1997,7 +2010,7 @@
           <w:i w:val="0"/>
           <w:sz w:val="21"/>
         </w:rPr>
-        <w:t xml:space="preserve"> 7138 subject content, sections 3.1 to 3.3. AQA prints "(A-level only)" on the Unit 3.3 heading itself and "(A-level)" on section 3.2.3. Nothing in Units 3.1 and 3.2 carries a label otherwise, and the AS papers assess only those two units.</w:t>
+        <w:t xml:space="preserve"> 7138 subject content, sections 3.1 to 3.3. AQA prints "(A-level only)" on the Unit 3.3 heading itself and "(A-level)" on section 3.2.3, and on five further "(A-level only)" content rows inside Units 3.1 and 3.2.</w:t>
       </w:r>
     </w:p>
     <w:p>
@@ -3011,7 +3024,7 @@
           <w:i w:val="0"/>
           <w:sz w:val="21"/>
         </w:rPr>
-        <w:t xml:space="preserve"> Specification section 2 for the paper tables, 4.2 and 4.3 for the weightings and the scaling, 4.6 for synoptic assessment.</w:t>
+        <w:t xml:space="preserve"> Specification section 2 for the paper tables, 4.2 and 4.3 for the weightings and the scaling, 4.5 for the strategic view, 4.6 for synoptic assessment.</w:t>
       </w:r>
     </w:p>
     <w:p>
@@ -3572,7 +3585,7 @@
           <w:i w:val="0"/>
           <w:sz w:val="23"/>
         </w:rPr>
-        <w:t>Two words have gone</w:t>
+        <w:t>Four words have gone</w:t>
       </w:r>
     </w:p>
     <w:p>
@@ -3582,7 +3595,7 @@
           <w:i w:val="0"/>
           <w:sz w:val="21"/>
         </w:rPr>
-        <w:t>AQA's published command word list for 7132 had seven entries: Analyse, Calculate, Describe, Evaluate, Explain, Justify and To what extent. The 7138 list above has five, and neither Justify nor To what extent is on it. Assess, which was not on the 7132 list at all, is now a command word with a fixed tariff of nine.</w:t>
+        <w:t>AQA's published command word list for 7132 had seven entries: Analyse, Calculate, Describe, Evaluate, Explain, Justify and To what extent. The 7138 list above has five: Calculate, Describe, Justify and To what extent are not on it. Assess, which was not on the 7132 list at all, is now a command word with a fixed tariff of nine.</w:t>
       </w:r>
     </w:p>
     <w:p>
@@ -3723,7 +3736,7 @@
                 <w:i w:val="0"/>
                 <w:sz w:val="19"/>
               </w:rPr>
-              <w:t>4, 9, 25</w:t>
+              <w:t>1, 4, 9, 25</w:t>
             </w:r>
           </w:p>
         </w:tc>
@@ -4361,6 +4374,19 @@
         <w:rPr>
           <w:b w:val="0"/>
           <w:i w:val="0"/>
+          <w:sz w:val="21"/>
+        </w:rPr>
+        <w:t xml:space="preserve">Learners that make use of relevant theories, concepts, models and frameworks in their responses, that are not the direct focus of a question are making use of sophisticated concepts. The appropriate use of these sophisticated concepts strengthens the quality of their analysis.</w:t>
+      </w:r>
+    </w:p>
+    <w:p>
+      <w:pPr>
+        <w:ind w:left="397"/>
+      </w:pPr>
+      <w:r>
+        <w:rPr>
+          <w:b w:val="0"/>
+          <w:i w:val="0"/>
           <w:sz w:val="18"/>
         </w:rPr>
         <w:t>AQA 7137 and 7138 specification, Annex: Sophisticated concepts</w:t>
@@ -4434,7 +4460,7 @@
           <w:i w:val="0"/>
           <w:sz w:val="21"/>
         </w:rPr>
-        <w:t>, which also tells you the 15 mark grid runs to five levels.</w:t>
+        <w:t>, and the sample mark schemes confirm the grid runs to five levels.</w:t>
       </w:r>
     </w:p>
     <w:p>
@@ -4670,7 +4696,7 @@
                 <w:i w:val="0"/>
                 <w:sz w:val="19"/>
               </w:rPr>
-              <w:t xml:space="preserve"> / 8 items</w:t>
+              <w:t xml:space="preserve"> / 11 items</w:t>
             </w:r>
           </w:p>
         </w:tc>
@@ -4686,7 +4712,7 @@
                 <w:i w:val="0"/>
                 <w:sz w:val="19"/>
               </w:rPr>
-              <w:t>Price and income elasticity of demand. Correlation, strong or weak and positive or negative. Labour productivity. Capacity utilisation. Opportunity cost. Economies of scale. Stakeholder against shareholder approaches.</w:t>
+              <w:t>Price and income elasticity of demand. Correlation, strong or weak and positive or negative. Labour productivity. Capacity utilisation. Opportunity cost. Economies of scale. Stakeholder vs shareholder approaches. ESG metrics. Risk vs uncertainty. Strategic drift.</w:t>
             </w:r>
           </w:p>
         </w:tc>
@@ -4925,7 +4951,7 @@
           <w:i w:val="0"/>
           <w:sz w:val="21"/>
         </w:rPr>
-        <w:t xml:space="preserve"> Justify and To what extent are off the list. Assess is on it, at a fixed nine marks.</w:t>
+        <w:t xml:space="preserve"> Calculate, Describe, Justify and To what extent are off the list. Assess is on it, at a fixed nine marks.</w:t>
       </w:r>
     </w:p>
     <w:p>
@@ -5305,7 +5331,7 @@
                 <w:i w:val="0"/>
                 <w:sz w:val="19"/>
               </w:rPr>
-              <w:t>AQA AS and A-level Business 7137, 7138 specification, version 1.1, November 2025. aqa.org.uk/subjects/business/as-and-a-level/business-7137-7138</w:t>
+              <w:t>AQA AS and A-level Business 7137, 7138 specification, version 1.1, November 2025. aqa.org.uk/7138</w:t>
             </w:r>
           </w:p>
         </w:tc>
